--- a/paper/submission/venue_author_year_identified.docx
+++ b/paper/submission/venue_author_year_identified.docx
@@ -71,7 +71,7 @@
     <w:p>
       <w:pPr/>
       <w:r>
-        <w:t>Work on tool use and iterative self correction established that intermediate feedback can shape agent trajectories (Chen et al., 2024; Gou et al., 2024; Madaan et al., 2023; Shinn et al., 2023; Yao et al., 2023). Security oriented studies have evaluated iterative secure generation and vulnerability repair, often with retrieved examples and multiple tools (Kulsum et al., 2024; Sriram et al., 2026). More recent work studies recovery from external failures, abstention, false success, and evidence carried into termination (Advani, 2026; J. Liu, 2026; X. Liu et al., 2026; A. Wang et al., 2025). Thus stopping and false success are already research topics. The narrower open measurement question here is what a locally observed security repair trajectory can support: which post failure changes can be distinguished from superficial edits, how different kinds of feedback appear in a matched task design, and whether an agent's terminal claim agrees with the executable outcome. We also ask whether the benchmark itself supports those inferences.</w:t>
+        <w:t>Work on tool use and iterative self correction established that intermediate feedback can shape agent trajectories (X. Chen et al., 2024; Gou et al., 2024; Madaan et al., 2023; Shinn et al., 2023; Yao et al., 2023). Security oriented studies have evaluated iterative secure generation and vulnerability repair, often with retrieved examples and multiple tools (Kulsum et al., 2024; Sriram et al., 2026). More recent work studies recovery from external failures, abstention, false success, and evidence carried into termination (Advani, 2026; J. Liu, 2026; X. Liu et al., 2026; A. Wang et al., 2025). Thus stopping and false success are already research topics. The narrower open measurement question here is what a locally observed security repair trajectory can support: which post failure changes can be distinguished from superficial edits, how different kinds of feedback appear in a matched task design, and whether an agent's terminal claim agrees with the executable outcome. We also ask whether the benchmark itself supports those inferences.</w:t>
       </w:r>
     </w:p>
     <w:p>
@@ -105,7 +105,7 @@
     <w:p>
       <w:pPr/>
       <w:r>
-        <w:t>Methods for iterative agents differ in where their corrective signal comes from: ReAct couples actions to observations; Reflexion and Self Refine use verbal reflection or critique; CRITIC and self debugging add external tools or execution feedback (Chen et al., 2024; Gou et al., 2024; Madaan et al., 2023; Shinn et al., 2023; Yao et al., 2023). This distinction matters because a checker response is not merely another prompt: it is evidence whose validity must itself be established. Kamoi et al. (2024) distinguish intrinsic self correction from correction with informative external feedback, while Huang et al. (2024) question whether unsupported self correction is reliable. Together these works justify examining candidate–check–revision sequences. None makes a syntactic edit equivalent to a conceptual change, and our logs cannot reveal how the agent internally interpreted a failed check.</w:t>
+        <w:t>Methods for iterative agents differ in where their corrective signal comes from: ReAct couples actions to observations; Reflexion and Self Refine use verbal reflection or critique; CRITIC and self debugging add external tools or execution feedback (X. Chen et al., 2024; Gou et al., 2024; Madaan et al., 2023; Shinn et al., 2023; Yao et al., 2023). This distinction matters because a checker response is not merely another prompt: it is evidence whose validity must itself be established. Kamoi et al. (2024) distinguish intrinsic self correction from correction with informative external feedback, while Huang et al. (2024) question whether unsupported self correction is reliable. Together these works justify examining candidate–check–revision sequences. None makes a syntactic edit equivalent to a conceptual change, and our logs cannot reveal how the agent internally interpreted a failed check.</w:t>
       </w:r>
     </w:p>
     <w:p>
@@ -125,7 +125,7 @@
     <w:p>
       <w:pPr/>
       <w:r>
-        <w:t>Recovery and stopping are already explicit research objects. Hell or High Water tests whether agents find alternative paths after external failure (A. Wang et al., 2025), and ReflecTool Bench studies error recognition and correction during tool use (Z. Liu et al., 2026). AgentAbstain studies when to abstain before or during execution in paired executable tasks (X. Liu et al., 2026); work on false success and evidence carrying termination compares a final claim with external state or recorded support (Advani, 2026; J. Liu, 2026). These studies rule out a novelty claim that agents' failure behavior has been ignored. What they also make clear is that a stopping judgment requires a trustworthy task state. Our security repair setting preserves source revisions and checker receipts, but its nominally unavailable condition and claim parser do not meet that requirement for a strong abstention result.</w:t>
+        <w:t>Recovery and stopping are already explicit research objects. Hell or High Water tests whether agents find alternative paths after external failure (A. Wang et al., 2025), and ReflecTool Bench studies error recognition and correction during tool use (Z. Liu et al., 2026). AgentAbstain studies when to abstain before or during execution in paired executable tasks (X. Liu et al., 2026); work on false success and evidence carrying termination compares a final claim with external state or recorded support (Advani, 2026; J. Liu, 2026). FixedBench studies already-resolved coding tasks and reports unnecessary code changes, a related action-bias setting without false security-check verdicts (Gloaguen et al., 2026). These studies rule out a novelty claim that agents' failure behavior has been ignored. What they also make clear is that a stopping judgment requires a trustworthy task state. Our security repair setting preserves source revisions and checker receipts, but its nominally unavailable condition and claim parser do not meet that requirement for a strong abstention result.</w:t>
       </w:r>
     </w:p>
     <w:p>
@@ -145,7 +145,7 @@
     <w:p>
       <w:pPr/>
       <w:r>
-        <w:t>Evaluator defects are an established concern in coding-agent research. SWE-Bench+ identifies solution leakage and weak tests among examined SWE-bench successes (Aleithan et al., 2024). PatchBench shows that proof-of-concept-only validation can overstate vulnerability-patching success when a patch suppresses a crash without fixing the root cause (Shen et al., 2026). In a different agentic-security setting, Shaw (2026) audits an indirect-prompt-injection harness and finds payload-delivery, scoring, false-rejection, and trace-persistence defects. These papers preclude claiming that benchmark validity or false rejection in agent evaluation was first identified here. Our narrower contribution is to trace one secure-code-repair evaluator's raw test result and hidden acceptance decision to archived episode receipts, then show precisely why its recorded stopping behavior cannot support the intended inference. We do not establish how often such vetoes occur in other benchmarks or how agents would behave under a corrected checker.</w:t>
+        <w:t>Evaluator defects are an established concern in coding-agent research. SWE-Bench+ identifies solution leakage and weak tests among examined SWE-bench successes (Aleithan et al., 2024). PatchBench shows that proof-of-concept-only validation can overstate vulnerability-patching success when a patch suppresses a crash without fixing the root cause (Shen et al., 2026). In a different agentic-security setting, Shaw (2026) audits an indirect-prompt-injection harness and finds payload-delivery, scoring, false-rejection, and trace-persistence defects. A recent oracle-integrity audit shows that correcting evaluator state can substantially change measured benchmark success (J. Chen, 2026). These papers preclude claiming that benchmark validity or false rejection in agent evaluation was first identified here. Our narrower contribution is to trace one secure-code-repair evaluator's raw test result and hidden acceptance decision to archived episode receipts, then show precisely why its recorded stopping behavior cannot support the intended inference. We do not establish how often such vetoes occur in other benchmarks or how agents would behave under a corrected checker.</w:t>
       </w:r>
     </w:p>
     <w:p>
@@ -2512,6 +2512,12 @@
     <w:p>
       <w:pPr/>
       <w:r>
+        <w:t>Chen, J. (2026). “When Agent Evaluation Becomes Unreliable: An Empirical Study of Oracle Failures and Configuration-Dependent Measurement in an LLM Agent Benchmark,” arXiv preprint. Primary source (https://arxiv.org/abs/2610.16067).</w:t>
+      </w:r>
+    </w:p>
+    <w:p>
+      <w:pPr/>
+      <w:r>
         <w:t>Chen, X., et al. (2024). “Teaching Large Language Models to Self-Debug,” ICLR. Primary source (https://arxiv.org/abs/2304.05128).</w:t>
       </w:r>
     </w:p>
@@ -2519,6 +2525,12 @@
       <w:pPr/>
       <w:r>
         <w:t>Dworkin, M. (2007). “Recommendation for Block Cipher Modes of Operation: Galois/Counter Mode (GCM) and GMAC,” NIST SP 800-38D. DOI: https://doi.org/10.6028/NIST.SP.800-38D (https://doi.org/10.6028/NIST.SP.800-38D). Primary source (https://csrc.nist.gov/pubs/sp/800/38/d/final).</w:t>
+      </w:r>
+    </w:p>
+    <w:p>
+      <w:pPr/>
+      <w:r>
+        <w:t>Gloaguen, T., et al. (2026). “Coding Agents Don't Know When to Act,” arXiv preprint. Primary source (https://arxiv.org/abs/2605.07769).</w:t>
       </w:r>
     </w:p>
     <w:p>
@@ -2602,7 +2614,7 @@
     <w:p>
       <w:pPr/>
       <w:r>
-        <w:t>Shinn, N., Cassano, F., Gopinath, A., Narasimhan, K., and Yao, S. (2023). “Reflexion: Language Agents with Verbal Reinforcement Learning,” NeurIPS. DOI: https://doi.org/10.52202/075280-0377 (https://doi.org/10.52202/075280-0377). Primary source (https://papers.nips.cc/paper_files/paper/2023/hash/1b44b878bb782e6954cd888628510e90-Abstract-Conference.html).</w:t>
+        <w:t>Shinn, N., Cassano, F., Berman, E., Gopinath, A., Narasimhan, K., and Yao, S. (2023). “Reflexion: Language Agents with Verbal Reinforcement Learning,” NeurIPS. DOI: https://doi.org/10.52202/075280-0377 (https://doi.org/10.52202/075280-0377). Primary source (https://papers.nips.cc/paper_files/paper/2023/hash/1b44b878bb782e6954cd888628510e90-Abstract-Conference.html).</w:t>
       </w:r>
     </w:p>
     <w:p>

--- a/paper/submission/venue_author_year_identified.docx
+++ b/paper/submission/venue_author_year_identified.docx
@@ -7,7 +7,7 @@
         <w:pStyle w:val="Title"/>
       </w:pPr>
       <w:r>
-        <w:t>When the Tests Pass but the Benchmark Says No: Auditing Agent Persistence in Security Repair</w:t>
+        <w:t>The Tests Passed. The Benchmark Said No: A Hidden Veto in AI Security Repair</w:t>
       </w:r>
     </w:p>
     <w:p>
@@ -39,7 +39,7 @@
     <w:p>
       <w:pPr/>
       <w:r>
-        <w:t>When should a coding agent stop trying to repair a security failure? That depends on whether the checker reports a fixable defect. We audited a local qwen3:4b study of small cryptographic and web programs: five families crossed nominal repairability, feedback detail, and fixed guidance in 40 main episodes. In 9/20 nominally unavailable episodes, the final candidate passed the implemented family tests, yet a hidden flag forced rejection. The agent submitted another candidate after visible failure in 24/28 main episodes. None of 81 per-action records preserves the raw test result, so the moment of test–gate disagreement cannot be located. Fourteen of 77 logged sources cannot be parsed; logger redaction caused 11 of those failures. Among 25 adjacent pairs with parseable source, 17 changed called API inventory, which does not establish a security strategy change. We then ran a separate, excluded 30-episode finite-task pilot with three seeds per cell and a corrected unreachability oracle. Truthful contradiction feedback did not reduce submissions relative to generic failure in six matched blocks. One selected secure-candidate continuation ended after one decision under truthful PASS but used three decisions and another submission under false FAIL. These pilot observations are descriptive: two authored families and one selected continuation cannot support population inference. The historical hidden veto remains a benchmark validity finding, not evidence that an agent irrationally persisted. Trustworthy stopping research requires a proven task oracle, truthful feedback, complete action receipts, and independent task-family replication.</w:t>
+        <w:t>In 9 of 20 runs labeled “unavailable,” an AI coding agent's final submission passed the benchmark's implemented tests, yet a hidden rule rejected it. We audited 40 completed repair episodes of a local qwen3:4b agent across five small cryptographic and web task families, crossed by nominal repairability, feedback detail, and fixed contextual guidance. The agent submitted another candidate after visible failure in 24 of 28 episodes with such feedback. But none of 81 per-action receipts preserves the underlying test result, so we cannot tell whether those revisions followed code that had already passed the tests. The nine final test–verdict disagreements expose a defect in what this benchmark measures; they do not prove that the code was generally secure or that the agent irrationally persisted. We also analyzed source changes and ran a separate, excluded 30-episode pilot with a bounded corrected oracle. Among 25 parseable adjacent source pairs, 17 changed called API inventory, a structural observation rather than evidence of a new security strategy. In the pilot, truthful impossibility feedback did not reduce submissions relative to generic failure in six matched blocks. One selected fork from the same agent-generated secure candidate ended after a truthful PASS but produced an oracle-insecure candidate after false FAIL. This single pilot pair is not a population estimate. To study stopping causally, future work needs independently validated task semantics, matched feedback interventions, complete action-level test receipts, and replication across families.</w:t>
       </w:r>
     </w:p>
     <w:p>
@@ -59,7 +59,7 @@
     <w:p>
       <w:pPr/>
       <w:r>
-        <w:t>How many attempts should a coding agent make after a security checker says no? Counting attempts is easy; deciding whether the agent should have stopped requires knowing what “no” means. In the completed study examined here, nine final candidates passed the family tests but received a public failure because an unrevealed flag vetoed acceptance. The resulting trace can resemble an agent refusing to give up, even though the reported feedback does not identify a code change that would succeed. A hidden veto makes apparent persistence an ambiguous measurement.</w:t>
+        <w:t>Nine of the twenty final submissions in runs labeled “unavailable” passed the benchmark's implemented family tests. Yet the benchmark said FAIL: a hidden flag vetoed acceptance. That is a problem for anyone trying to measure whether an AI coding agent knows when to stop. It does not establish that the code was secure in general, or that a passing raw test preceded any particular revision; the preserved per-action records do not contain those raw results. The benchmark's final label and its own finite test result diverged, making apparent persistence an ambiguous measurement.</w:t>
       </w:r>
     </w:p>
     <w:p>

--- a/paper/submission/venue_author_year_identified.docx
+++ b/paper/submission/venue_author_year_identified.docx
@@ -1537,7 +1537,7 @@
     <w:p>
       <w:pPr/>
       <w:r>
-        <w:t>The main stop log contains 38 AGENT_SELF_TERMINATION, one BUDGET_STOP, and one TIMEOUT. Four of 40 episodes crossed the nominal 900 second boundary before the logged stop: three carry a self-termination label, and the fourth (slot 22) carries TIMEOUT although an agent-authored terminate call appears at about 909.5 seconds. The runner recorded that timeout at about 911.7 seconds. Thus the labels summarize runtime bookkeeping, not a clean contrast between voluntary stopping and forced interruption. The median elapsed time is 647.4 seconds per main episode (range of actions: two to six). The R median is 431.9 seconds and the U median is 728.2 seconds; the different failure exposure and artificial U veto make this a descriptive time contrast. The single budget stop occurred in a U episode; the single timeout in an R episode. Figure 4 shows the recorded labels.</w:t>
+        <w:t>The main stop log contains 38 AGENT_SELF_TERMINATION, one BUDGET_STOP, and one TIMEOUT. Four of 40 episodes crossed the nominal 900 second boundary before the logged stop: three carry a self-termination label, and the fourth (slot 22) carries TIMEOUT although an agent-authored terminate call appears at about 909.5 seconds. The runner logged the STOP event at about 911.7 seconds and RUN_FINISHED at 913.4 seconds. Thus the labels summarize runtime bookkeeping, not a clean contrast between voluntary stopping and forced interruption. The median elapsed time is 647.4 seconds per main episode (range of actions: two to six). The R median is 431.9 seconds and the U median is 728.2 seconds; the different failure exposure and artificial U veto make this a descriptive time contrast. The single budget stop occurred in a U episode; the single timeout in an R episode. Figure 4 shows the recorded labels.</w:t>
       </w:r>
     </w:p>
     <w:p>
@@ -1685,7 +1685,7 @@
         <w:ind w:left="360"/>
       </w:pPr>
       <w:r>
-        <w:t>4. Key derivation, weak feedback, guidance off (slot 22). The agent received several failures, then a passing candidate on the fifth tool step; the episode terminated by timeout at 913.4 seconds. Thus source acceptance and normal completion disagree. The logged final source also fails the exact executed source hash check, so the public source text cannot support a perfect final replay.</w:t>
+        <w:t>4. Key derivation, weak feedback, guidance off (slot 22). The agent received several failures, then a passing candidate on the fifth tool step; the runner logged TIMEOUT and finished the episode at 913.4 seconds. Thus source acceptance and normal completion disagree. The logged final source also fails the exact executed source hash check, so the public source text cannot support a perfect final replay.</w:t>
       </w:r>
     </w:p>
     <w:p>
@@ -2614,7 +2614,7 @@
     <w:p>
       <w:pPr/>
       <w:r>
-        <w:t>Shinn, N., Cassano, F., Berman, E., Gopinath, A., Narasimhan, K., and Yao, S. (2023). “Reflexion: Language Agents with Verbal Reinforcement Learning,” NeurIPS. DOI: https://doi.org/10.52202/075280-0377 (https://doi.org/10.52202/075280-0377). Primary source (https://papers.nips.cc/paper_files/paper/2023/hash/1b44b878bb782e6954cd888628510e90-Abstract-Conference.html).</w:t>
+        <w:t>Shinn, N., Cassano, F., Gopinath, A., Narasimhan, K., and Yao, S. (2023). “Reflexion: Language Agents with Verbal Reinforcement Learning,” NeurIPS. DOI: https://doi.org/10.52202/075280-0377 (https://doi.org/10.52202/075280-0377). Primary source (https://papers.nips.cc/paper_files/paper/2023/hash/1b44b878bb782e6954cd888628510e90-Abstract-Conference.html).</w:t>
       </w:r>
     </w:p>
     <w:p>
